--- a/contents/battle-workbook/secuops-w13.docx
+++ b/contents/battle-workbook/secuops-w13.docx
@@ -459,7 +459,7 @@
         </w:rPr>
         <w:t>for i in 1 2 3 4 5; do curl -s -A "sqlmap/1.7" -H "Host: dvwa.6v6.lab" \</w:t>
         <w:br/>
-        <w:t xml:space="preserve">  "http://&lt;대상_공개IP&gt;/?id=ct13r1-kim-rep$i%20UNION%20SELECT%201"; done</w:t>
+        <w:t xml:space="preserve">  "http://192.168.0.161/?id=ct13r1-kim-rep$i%20UNION%20SELECT%201"; done</w:t>
       </w:r>
     </w:p>
     <w:p>
@@ -567,7 +567,7 @@
           <w:b/>
           <w:sz w:val="22"/>
         </w:rPr>
-        <w:t>▶ 실행 결과 화면 (스크린샷 붙여넣기)</w:t>
+        <w:t>▶ 실행 결과 (출력/스크린샷)</w:t>
       </w:r>
     </w:p>
     <w:tbl>
@@ -601,7 +601,7 @@
                 <w:color w:val="AAAAAA"/>
                 <w:sz w:val="18"/>
               </w:rPr>
-              <w:t>여기에 결과 스크린샷을 붙여넣으세요 (커서를 두고 Ctrl+V)</w:t>
+              <w:t>여기에 결과 출력을 적거나 스크린샷을 붙여넣으세요 (커서를 두고 Ctrl+V)</w:t>
             </w:r>
           </w:p>
         </w:tc>
@@ -730,7 +730,7 @@
           <w:rFonts w:ascii="Consolas" w:hAnsi="Consolas"/>
           <w:sz w:val="19"/>
         </w:rPr>
-        <w:t>nmap -sS -p 1-1000 &lt;대상_공개IP&gt; -T4</w:t>
+        <w:t>nmap -sS -p 1-1000 192.168.0.161 -T4</w:t>
       </w:r>
     </w:p>
     <w:p>
@@ -852,7 +852,7 @@
           <w:b/>
           <w:sz w:val="22"/>
         </w:rPr>
-        <w:t>▶ 실행 결과 화면 (스크린샷 붙여넣기)</w:t>
+        <w:t>▶ 실행 결과 (출력/스크린샷)</w:t>
       </w:r>
     </w:p>
     <w:tbl>
@@ -886,7 +886,7 @@
                 <w:color w:val="AAAAAA"/>
                 <w:sz w:val="18"/>
               </w:rPr>
-              <w:t>여기에 결과 스크린샷을 붙여넣으세요 (커서를 두고 Ctrl+V)</w:t>
+              <w:t>여기에 결과 출력을 적거나 스크린샷을 붙여넣으세요 (커서를 두고 Ctrl+V)</w:t>
             </w:r>
           </w:p>
         </w:tc>
@@ -1183,7 +1183,7 @@
           <w:b/>
           <w:sz w:val="22"/>
         </w:rPr>
-        <w:t>▶ 실행 결과 화면 (스크린샷 붙여넣기)</w:t>
+        <w:t>▶ 실행 결과 (출력/스크린샷)</w:t>
       </w:r>
     </w:p>
     <w:tbl>
@@ -1217,7 +1217,7 @@
                 <w:color w:val="AAAAAA"/>
                 <w:sz w:val="18"/>
               </w:rPr>
-              <w:t>여기에 결과 스크린샷을 붙여넣으세요 (커서를 두고 Ctrl+V)</w:t>
+              <w:t>여기에 결과 출력을 적거나 스크린샷을 붙여넣으세요 (커서를 두고 Ctrl+V)</w:t>
             </w:r>
           </w:p>
         </w:tc>
@@ -1568,7 +1568,7 @@
           <w:b/>
           <w:sz w:val="22"/>
         </w:rPr>
-        <w:t>▶ 실행 결과 화면 (스크린샷 붙여넣기)</w:t>
+        <w:t>▶ 실행 결과 (출력/스크린샷)</w:t>
       </w:r>
     </w:p>
     <w:tbl>
@@ -1602,7 +1602,7 @@
                 <w:color w:val="AAAAAA"/>
                 <w:sz w:val="18"/>
               </w:rPr>
-              <w:t>여기에 결과 스크린샷을 붙여넣으세요 (커서를 두고 Ctrl+V)</w:t>
+              <w:t>여기에 결과 출력을 적거나 스크린샷을 붙여넣으세요 (커서를 두고 Ctrl+V)</w:t>
             </w:r>
           </w:p>
         </w:tc>
@@ -1851,7 +1851,7 @@
           <w:b/>
           <w:sz w:val="22"/>
         </w:rPr>
-        <w:t>▶ 실행 결과 화면 (스크린샷 붙여넣기)</w:t>
+        <w:t>▶ 실행 결과 (출력/스크린샷)</w:t>
       </w:r>
     </w:p>
     <w:tbl>
@@ -1885,7 +1885,7 @@
                 <w:color w:val="AAAAAA"/>
                 <w:sz w:val="18"/>
               </w:rPr>
-              <w:t>여기에 결과 스크린샷을 붙여넣으세요 (커서를 두고 Ctrl+V)</w:t>
+              <w:t>여기에 결과 출력을 적거나 스크린샷을 붙여넣으세요 (커서를 두고 Ctrl+V)</w:t>
             </w:r>
           </w:p>
         </w:tc>
@@ -2119,7 +2119,7 @@
           <w:b/>
           <w:sz w:val="22"/>
         </w:rPr>
-        <w:t>▶ 실행 결과 화면 (스크린샷 붙여넣기)</w:t>
+        <w:t>▶ 실행 결과 (출력/스크린샷)</w:t>
       </w:r>
     </w:p>
     <w:tbl>
@@ -2153,7 +2153,7 @@
                 <w:color w:val="AAAAAA"/>
                 <w:sz w:val="18"/>
               </w:rPr>
-              <w:t>여기에 결과 스크린샷을 붙여넣으세요 (커서를 두고 Ctrl+V)</w:t>
+              <w:t>여기에 결과 출력을 적거나 스크린샷을 붙여넣으세요 (커서를 두고 Ctrl+V)</w:t>
             </w:r>
           </w:p>
         </w:tc>
@@ -2402,7 +2402,7 @@
           <w:b/>
           <w:sz w:val="22"/>
         </w:rPr>
-        <w:t>▶ 실행 결과 화면 (스크린샷 붙여넣기)</w:t>
+        <w:t>▶ 실행 결과 (출력/스크린샷)</w:t>
       </w:r>
     </w:p>
     <w:tbl>
@@ -2436,7 +2436,7 @@
                 <w:color w:val="AAAAAA"/>
                 <w:sz w:val="18"/>
               </w:rPr>
-              <w:t>여기에 결과 스크린샷을 붙여넣으세요 (커서를 두고 Ctrl+V)</w:t>
+              <w:t>여기에 결과 출력을 적거나 스크린샷을 붙여넣으세요 (커서를 두고 Ctrl+V)</w:t>
             </w:r>
           </w:p>
         </w:tc>

--- a/contents/battle-workbook/secuops-w13.docx
+++ b/contents/battle-workbook/secuops-w13.docx
@@ -457,7 +457,7 @@
           <w:rFonts w:ascii="Consolas" w:hAnsi="Consolas"/>
           <w:sz w:val="19"/>
         </w:rPr>
-        <w:t>for i in 1 2 3 4 5; do curl -s -A "sqlmap/1.7" -H "Host: dvwa.6v6.lab" \</w:t>
+        <w:t>for i in 1 2 3 4 5; do curl -s -A "sqlmap/1.7" -H "Host: dvwa.el34.lab" \</w:t>
         <w:br/>
         <w:t xml:space="preserve">  "http://192.168.0.161/?id=ct13r1-kim-rep$i%20UNION%20SELECT%201"; done</w:t>
       </w:r>
